--- a/Doc/Rapport_P_183_Secured_webshop_Camille_CID2A.docx
+++ b/Doc/Rapport_P_183_Secured_webshop_Camille_CID2A.docx
@@ -95,7 +95,6 @@
                         <w:szCs w:val="88"/>
                       </w:rPr>
                     </w:pPr>
-                    <w:proofErr w:type="spellStart"/>
                     <w:r>
                       <w:rPr>
                         <w:rFonts w:asciiTheme="majorHAnsi" w:eastAsiaTheme="majorEastAsia" w:hAnsiTheme="majorHAnsi" w:cstheme="majorBidi"/>
@@ -103,17 +102,7 @@
                         <w:sz w:val="88"/>
                         <w:szCs w:val="88"/>
                       </w:rPr>
-                      <w:t>Projet</w:t>
-                    </w:r>
-                    <w:proofErr w:type="spellEnd"/>
-                    <w:r>
-                      <w:rPr>
-                        <w:rFonts w:asciiTheme="majorHAnsi" w:eastAsiaTheme="majorEastAsia" w:hAnsiTheme="majorHAnsi" w:cstheme="majorBidi"/>
-                        <w:color w:val="4F81BD" w:themeColor="accent1"/>
-                        <w:sz w:val="88"/>
-                        <w:szCs w:val="88"/>
-                      </w:rPr>
-                      <w:t xml:space="preserve"> p_</w:t>
+                      <w:t>Projet p_</w:t>
                     </w:r>
                     <w:r>
                       <w:rPr>
@@ -170,18 +159,8 @@
                         <w:sz w:val="24"/>
                         <w:szCs w:val="24"/>
                       </w:rPr>
-                      <w:t xml:space="preserve">Secured </w:t>
+                      <w:t>Secured Webshop</w:t>
                     </w:r>
-                    <w:proofErr w:type="spellStart"/>
-                    <w:r>
-                      <w:rPr>
-                        <w:color w:val="365F91" w:themeColor="accent1" w:themeShade="BF"/>
-                        <w:sz w:val="24"/>
-                        <w:szCs w:val="24"/>
-                      </w:rPr>
-                      <w:t>Webshop</w:t>
-                    </w:r>
-                    <w:proofErr w:type="spellEnd"/>
                   </w:p>
                 </w:tc>
               </w:sdtContent>
@@ -1696,9 +1675,22 @@
             <w:szCs w:val="24"/>
             <w:lang w:val="fr-CH"/>
           </w:rPr>
-          <w:t xml:space="preserve">Authentification avec </w:t>
+          <w:t>Authentification avec ExpressJS - Créer un Système de Connexion pour Débutants</w:t>
         </w:r>
-        <w:proofErr w:type="spellStart"/>
+      </w:hyperlink>
+    </w:p>
+    <w:p>
+      <w:pPr>
+        <w:spacing w:before="0" w:after="0" w:line="240" w:lineRule="auto"/>
+        <w:jc w:val="both"/>
+        <w:rPr>
+          <w:rFonts w:asciiTheme="majorHAnsi" w:hAnsiTheme="majorHAnsi" w:cstheme="majorHAnsi"/>
+          <w:sz w:val="24"/>
+          <w:szCs w:val="24"/>
+          <w:lang w:val="fr-CH"/>
+        </w:rPr>
+      </w:pPr>
+      <w:hyperlink r:id="rId11" w:history="1">
         <w:r>
           <w:rPr>
             <w:rStyle w:val="Lienhypertexte"/>
@@ -1707,83 +1699,9 @@
             <w:szCs w:val="24"/>
             <w:lang w:val="fr-CH"/>
           </w:rPr>
-          <w:t>ExpressJS</w:t>
-        </w:r>
-        <w:proofErr w:type="spellEnd"/>
-        <w:r>
-          <w:rPr>
-            <w:rStyle w:val="Lienhypertexte"/>
-            <w:rFonts w:asciiTheme="majorHAnsi" w:hAnsiTheme="majorHAnsi" w:cstheme="majorHAnsi"/>
-            <w:sz w:val="24"/>
-            <w:szCs w:val="24"/>
-            <w:lang w:val="fr-CH"/>
-          </w:rPr>
-          <w:t xml:space="preserve"> - Créer un Système de Connexion pour Débutants</w:t>
+          <w:t>Authentification Node.js Express : Concepts, Méthodes et Exemples</w:t>
         </w:r>
       </w:hyperlink>
-    </w:p>
-    <w:p>
-      <w:pPr>
-        <w:spacing w:before="0" w:after="0" w:line="240" w:lineRule="auto"/>
-        <w:jc w:val="both"/>
-        <w:rPr>
-          <w:rFonts w:asciiTheme="majorHAnsi" w:hAnsiTheme="majorHAnsi" w:cstheme="majorHAnsi"/>
-          <w:sz w:val="24"/>
-          <w:szCs w:val="24"/>
-          <w:lang w:val="fr-CH"/>
-        </w:rPr>
-      </w:pPr>
-      <w:r>
-        <w:rPr>
-          <w:rFonts w:asciiTheme="majorHAnsi" w:hAnsiTheme="majorHAnsi" w:cstheme="majorHAnsi"/>
-          <w:sz w:val="24"/>
-          <w:szCs w:val="24"/>
-        </w:rPr>
-        <w:fldChar w:fldCharType="begin"/>
-      </w:r>
-      <w:r>
-        <w:rPr>
-          <w:rFonts w:asciiTheme="majorHAnsi" w:hAnsiTheme="majorHAnsi" w:cstheme="majorHAnsi"/>
-          <w:sz w:val="24"/>
-          <w:szCs w:val="24"/>
-          <w:lang w:val="fr-CH"/>
-        </w:rPr>
-        <w:instrText>HYPERLINK "https://apidog.com/fr/blog/node-js-express-authentication-7/"</w:instrText>
-      </w:r>
-      <w:r>
-        <w:rPr>
-          <w:rFonts w:asciiTheme="majorHAnsi" w:hAnsiTheme="majorHAnsi" w:cstheme="majorHAnsi"/>
-          <w:sz w:val="24"/>
-          <w:szCs w:val="24"/>
-        </w:rPr>
-      </w:r>
-      <w:r>
-        <w:rPr>
-          <w:rFonts w:asciiTheme="majorHAnsi" w:hAnsiTheme="majorHAnsi" w:cstheme="majorHAnsi"/>
-          <w:sz w:val="24"/>
-          <w:szCs w:val="24"/>
-        </w:rPr>
-        <w:fldChar w:fldCharType="separate"/>
-      </w:r>
-      <w:r>
-        <w:rPr>
-          <w:rStyle w:val="Lienhypertexte"/>
-          <w:rFonts w:asciiTheme="majorHAnsi" w:hAnsiTheme="majorHAnsi" w:cstheme="majorHAnsi"/>
-          <w:sz w:val="24"/>
-          <w:szCs w:val="24"/>
-          <w:lang w:val="fr-CH"/>
-        </w:rPr>
-        <w:t>Authentification Node.js Express : Concepts, Méthodes et Exemples</w:t>
-      </w:r>
-      <w:r>
-        <w:rPr>
-          <w:rFonts w:asciiTheme="majorHAnsi" w:hAnsiTheme="majorHAnsi" w:cstheme="majorHAnsi"/>
-          <w:sz w:val="24"/>
-          <w:szCs w:val="24"/>
-          <w:lang w:val="fr-CH"/>
-        </w:rPr>
-        <w:fldChar w:fldCharType="end"/>
-      </w:r>
     </w:p>
     <w:p>
       <w:pPr>
@@ -1837,6 +1755,7 @@
           <w:rFonts w:asciiTheme="majorHAnsi" w:hAnsiTheme="majorHAnsi" w:cstheme="majorHAnsi"/>
           <w:sz w:val="24"/>
           <w:szCs w:val="24"/>
+          <w:lang w:val="fr-CH"/>
         </w:rPr>
       </w:pPr>
     </w:p>
@@ -1920,6 +1839,7 @@
           <w:rFonts w:asciiTheme="majorHAnsi" w:hAnsiTheme="majorHAnsi" w:cstheme="majorHAnsi"/>
           <w:sz w:val="24"/>
           <w:szCs w:val="24"/>
+          <w:lang w:val="fr-CH"/>
         </w:rPr>
       </w:pPr>
     </w:p>
@@ -1935,21 +1855,7 @@
         <w:rPr>
           <w:lang w:val="fr-CH"/>
         </w:rPr>
-        <w:t xml:space="preserve">Implémenter l’utilisation d’un </w:t>
-      </w:r>
-      <w:proofErr w:type="spellStart"/>
-      <w:r>
-        <w:rPr>
-          <w:lang w:val="fr-CH"/>
-        </w:rPr>
-        <w:t>token</w:t>
-      </w:r>
-      <w:proofErr w:type="spellEnd"/>
-      <w:r>
-        <w:rPr>
-          <w:lang w:val="fr-CH"/>
-        </w:rPr>
-        <w:t xml:space="preserve"> JWT</w:t>
+        <w:t>Implémenter l’utilisation d’un token JWT</w:t>
       </w:r>
       <w:bookmarkEnd w:id="10"/>
     </w:p>
@@ -2126,6 +2032,50 @@
           <w:lang w:val="fr-CH"/>
         </w:rPr>
       </w:pPr>
+      <w:r>
+        <w:rPr>
+          <w:rFonts w:asciiTheme="majorHAnsi" w:hAnsiTheme="majorHAnsi" w:cstheme="majorBidi"/>
+          <w:sz w:val="24"/>
+          <w:szCs w:val="24"/>
+          <w:lang w:val="fr-CH"/>
+        </w:rPr>
+        <w:lastRenderedPageBreak/>
+        <w:drawing>
+          <wp:inline distT="0" distB="0" distL="0" distR="0" wp14:anchorId="69A5A074" wp14:editId="219426E6">
+            <wp:extent cx="5486400" cy="5186680"/>
+            <wp:effectExtent l="0" t="0" r="0" b="0"/>
+            <wp:docPr id="1824309976" name="Image 1"/>
+            <wp:cNvGraphicFramePr>
+              <a:graphicFrameLocks xmlns:a="http://schemas.openxmlformats.org/drawingml/2006/main" noChangeAspect="1"/>
+            </wp:cNvGraphicFramePr>
+            <a:graphic xmlns:a="http://schemas.openxmlformats.org/drawingml/2006/main">
+              <a:graphicData uri="http://schemas.openxmlformats.org/drawingml/2006/picture">
+                <pic:pic xmlns:pic="http://schemas.openxmlformats.org/drawingml/2006/picture">
+                  <pic:nvPicPr>
+                    <pic:cNvPr id="1824309976" name=""/>
+                    <pic:cNvPicPr/>
+                  </pic:nvPicPr>
+                  <pic:blipFill>
+                    <a:blip r:embed="rId12"/>
+                    <a:stretch>
+                      <a:fillRect/>
+                    </a:stretch>
+                  </pic:blipFill>
+                  <pic:spPr>
+                    <a:xfrm>
+                      <a:off x="0" y="0"/>
+                      <a:ext cx="5486400" cy="5186680"/>
+                    </a:xfrm>
+                    <a:prstGeom prst="rect">
+                      <a:avLst/>
+                    </a:prstGeom>
+                  </pic:spPr>
+                </pic:pic>
+              </a:graphicData>
+            </a:graphic>
+          </wp:inline>
+        </w:drawing>
+      </w:r>
     </w:p>
     <w:sectPr>
       <w:pgSz w:w="12240" w:h="15840"/>
@@ -4808,6 +4758,7 @@
   <w:style w:type="character" w:default="1" w:styleId="Policepardfaut">
     <w:name w:val="Default Paragraph Font"/>
     <w:uiPriority w:val="1"/>
+    <w:semiHidden/>
     <w:unhideWhenUsed/>
   </w:style>
   <w:style w:type="table" w:default="1" w:styleId="TableauNormal">
@@ -15866,7 +15817,9 @@
     <w:rsid w:val="002B1A2E"/>
     <w:rsid w:val="00561752"/>
     <w:rsid w:val="0058509A"/>
+    <w:rsid w:val="00834C60"/>
     <w:rsid w:val="009B22E2"/>
+    <w:rsid w:val="00B57280"/>
     <w:rsid w:val="00FD7D0F"/>
   </w:rsids>
   <m:mathPr>
@@ -16676,10 +16629,6 @@
 </file>
 
 <file path=customXml/item2.xml><?xml version="1.0" encoding="utf-8"?>
-<b:Sources xmlns:b="http://schemas.openxmlformats.org/officeDocument/2006/bibliography" xmlns="http://schemas.openxmlformats.org/officeDocument/2006/bibliography" SelectedStyle="/APA.XSL" StyleName="APA"/>
-</file>
-
-<file path=customXml/item3.xml><?xml version="1.0" encoding="utf-8"?>
 <ct:contentTypeSchema xmlns:ct="http://schemas.microsoft.com/office/2006/metadata/contentType" xmlns:ma="http://schemas.microsoft.com/office/2006/metadata/properties/metaAttributes" ct:_="" ma:_="" ma:contentTypeName="Document" ma:contentTypeID="0x0101009483555A81A4524CAB46C2F22977B3F0" ma:contentTypeVersion="11" ma:contentTypeDescription="Crée un document." ma:contentTypeScope="" ma:versionID="1e772843b84891666e655d4af5625b41">
   <xsd:schema xmlns:xsd="http://www.w3.org/2001/XMLSchema" xmlns:xs="http://www.w3.org/2001/XMLSchema" xmlns:p="http://schemas.microsoft.com/office/2006/metadata/properties" xmlns:ns3="f00892ed-1247-45d2-b96e-96e23e85f874" targetNamespace="http://schemas.microsoft.com/office/2006/metadata/properties" ma:root="true" ma:fieldsID="9d5bfef6fb58c8e49d5ba58ff9a31cb5" ns3:_="">
     <xsd:import namespace="f00892ed-1247-45d2-b96e-96e23e85f874"/>
@@ -16867,21 +16816,25 @@
 </ct:contentTypeSchema>
 </file>
 
+<file path=customXml/item3.xml><?xml version="1.0" encoding="utf-8"?>
+<b:Sources xmlns:b="http://schemas.openxmlformats.org/officeDocument/2006/bibliography" xmlns="http://schemas.openxmlformats.org/officeDocument/2006/bibliography" SelectedStyle="/APA.XSL" StyleName="APA"/>
+</file>
+
 <file path=customXml/item4.xml><?xml version="1.0" encoding="utf-8"?>
+<p:properties xmlns:p="http://schemas.microsoft.com/office/2006/metadata/properties" xmlns:xsi="http://www.w3.org/2001/XMLSchema-instance" xmlns:pc="http://schemas.microsoft.com/office/infopath/2007/PartnerControls">
+  <documentManagement>
+    <_activity xmlns="f00892ed-1247-45d2-b96e-96e23e85f874" xsi:nil="true"/>
+  </documentManagement>
+</p:properties>
+</file>
+
+<file path=customXml/item5.xml><?xml version="1.0" encoding="utf-8"?>
 <?mso-contentType ?>
 <FormTemplates xmlns="http://schemas.microsoft.com/sharepoint/v3/contenttype/forms">
   <Display>DocumentLibraryForm</Display>
   <Edit>DocumentLibraryForm</Edit>
   <New>DocumentLibraryForm</New>
 </FormTemplates>
-</file>
-
-<file path=customXml/item5.xml><?xml version="1.0" encoding="utf-8"?>
-<p:properties xmlns:p="http://schemas.microsoft.com/office/2006/metadata/properties" xmlns:xsi="http://www.w3.org/2001/XMLSchema-instance" xmlns:pc="http://schemas.microsoft.com/office/infopath/2007/PartnerControls">
-  <documentManagement>
-    <_activity xmlns="f00892ed-1247-45d2-b96e-96e23e85f874" xsi:nil="true"/>
-  </documentManagement>
-</p:properties>
 </file>
 
 <file path=customXml/itemProps1.xml><?xml version="1.0" encoding="utf-8"?>
@@ -16893,14 +16846,6 @@
 </file>
 
 <file path=customXml/itemProps2.xml><?xml version="1.0" encoding="utf-8"?>
-<ds:datastoreItem xmlns:ds="http://schemas.openxmlformats.org/officeDocument/2006/customXml" ds:itemID="{EF278816-EC6F-A645-907D-7F25AECB1D4A}">
-  <ds:schemaRefs>
-    <ds:schemaRef ds:uri="http://schemas.openxmlformats.org/officeDocument/2006/bibliography"/>
-  </ds:schemaRefs>
-</ds:datastoreItem>
-</file>
-
-<file path=customXml/itemProps3.xml><?xml version="1.0" encoding="utf-8"?>
 <ds:datastoreItem xmlns:ds="http://schemas.openxmlformats.org/officeDocument/2006/customXml" ds:itemID="{E496E866-BD03-42BE-8537-22D07B88FD83}">
   <ds:schemaRefs>
     <ds:schemaRef ds:uri="http://schemas.microsoft.com/office/2006/metadata/contentType"/>
@@ -16918,15 +16863,15 @@
 </ds:datastoreItem>
 </file>
 
-<file path=customXml/itemProps4.xml><?xml version="1.0" encoding="utf-8"?>
-<ds:datastoreItem xmlns:ds="http://schemas.openxmlformats.org/officeDocument/2006/customXml" ds:itemID="{20F31CEE-A7D1-4A6E-841A-43849A23454A}">
+<file path=customXml/itemProps3.xml><?xml version="1.0" encoding="utf-8"?>
+<ds:datastoreItem xmlns:ds="http://schemas.openxmlformats.org/officeDocument/2006/customXml" ds:itemID="{EF278816-EC6F-A645-907D-7F25AECB1D4A}">
   <ds:schemaRefs>
-    <ds:schemaRef ds:uri="http://schemas.microsoft.com/sharepoint/v3/contenttype/forms"/>
+    <ds:schemaRef ds:uri="http://schemas.openxmlformats.org/officeDocument/2006/bibliography"/>
   </ds:schemaRefs>
 </ds:datastoreItem>
 </file>
 
-<file path=customXml/itemProps5.xml><?xml version="1.0" encoding="utf-8"?>
+<file path=customXml/itemProps4.xml><?xml version="1.0" encoding="utf-8"?>
 <ds:datastoreItem xmlns:ds="http://schemas.openxmlformats.org/officeDocument/2006/customXml" ds:itemID="{D24B92C9-E4DC-4099-9C42-25366312D802}">
   <ds:schemaRefs>
     <ds:schemaRef ds:uri="http://schemas.microsoft.com/office/2006/metadata/properties"/>
@@ -16934,4 +16879,12 @@
     <ds:schemaRef ds:uri="f00892ed-1247-45d2-b96e-96e23e85f874"/>
   </ds:schemaRefs>
 </ds:datastoreItem>
+</file>
+
+<file path=customXml/itemProps5.xml><?xml version="1.0" encoding="utf-8"?>
+<ds:datastoreItem xmlns:ds="http://schemas.openxmlformats.org/officeDocument/2006/customXml" ds:itemID="{20F31CEE-A7D1-4A6E-841A-43849A23454A}">
+  <ds:schemaRefs>
+    <ds:schemaRef ds:uri="http://schemas.microsoft.com/sharepoint/v3/contenttype/forms"/>
+  </ds:schemaRefs>
+</ds:datastoreItem>
 </file>
--- a/Doc/Rapport_P_183_Secured_webshop_Camille_CID2A.docx
+++ b/Doc/Rapport_P_183_Secured_webshop_Camille_CID2A.docx
@@ -95,6 +95,7 @@
                         <w:szCs w:val="88"/>
                       </w:rPr>
                     </w:pPr>
+                    <w:proofErr w:type="spellStart"/>
                     <w:r>
                       <w:rPr>
                         <w:rFonts w:asciiTheme="majorHAnsi" w:eastAsiaTheme="majorEastAsia" w:hAnsiTheme="majorHAnsi" w:cstheme="majorBidi"/>
@@ -102,7 +103,17 @@
                         <w:sz w:val="88"/>
                         <w:szCs w:val="88"/>
                       </w:rPr>
-                      <w:t>Projet p_</w:t>
+                      <w:t>Projet</w:t>
+                    </w:r>
+                    <w:proofErr w:type="spellEnd"/>
+                    <w:r>
+                      <w:rPr>
+                        <w:rFonts w:asciiTheme="majorHAnsi" w:eastAsiaTheme="majorEastAsia" w:hAnsiTheme="majorHAnsi" w:cstheme="majorBidi"/>
+                        <w:color w:val="4F81BD" w:themeColor="accent1"/>
+                        <w:sz w:val="88"/>
+                        <w:szCs w:val="88"/>
+                      </w:rPr>
+                      <w:t xml:space="preserve"> p_</w:t>
                     </w:r>
                     <w:r>
                       <w:rPr>
@@ -159,8 +170,18 @@
                         <w:sz w:val="24"/>
                         <w:szCs w:val="24"/>
                       </w:rPr>
-                      <w:t>Secured Webshop</w:t>
+                      <w:t xml:space="preserve">Secured </w:t>
                     </w:r>
+                    <w:proofErr w:type="spellStart"/>
+                    <w:r>
+                      <w:rPr>
+                        <w:color w:val="365F91" w:themeColor="accent1" w:themeShade="BF"/>
+                        <w:sz w:val="24"/>
+                        <w:szCs w:val="24"/>
+                      </w:rPr>
+                      <w:t>Webshop</w:t>
+                    </w:r>
+                    <w:proofErr w:type="spellEnd"/>
                   </w:p>
                 </w:tc>
               </w:sdtContent>
@@ -1675,7 +1696,29 @@
             <w:szCs w:val="24"/>
             <w:lang w:val="fr-CH"/>
           </w:rPr>
-          <w:t>Authentification avec ExpressJS - Créer un Système de Connexion pour Débutants</w:t>
+          <w:t xml:space="preserve">Authentification avec </w:t>
+        </w:r>
+        <w:proofErr w:type="spellStart"/>
+        <w:r>
+          <w:rPr>
+            <w:rStyle w:val="Lienhypertexte"/>
+            <w:rFonts w:asciiTheme="majorHAnsi" w:hAnsiTheme="majorHAnsi" w:cstheme="majorHAnsi"/>
+            <w:sz w:val="24"/>
+            <w:szCs w:val="24"/>
+            <w:lang w:val="fr-CH"/>
+          </w:rPr>
+          <w:t>ExpressJS</w:t>
+        </w:r>
+        <w:proofErr w:type="spellEnd"/>
+        <w:r>
+          <w:rPr>
+            <w:rStyle w:val="Lienhypertexte"/>
+            <w:rFonts w:asciiTheme="majorHAnsi" w:hAnsiTheme="majorHAnsi" w:cstheme="majorHAnsi"/>
+            <w:sz w:val="24"/>
+            <w:szCs w:val="24"/>
+            <w:lang w:val="fr-CH"/>
+          </w:rPr>
+          <w:t xml:space="preserve"> - Créer un Système de Connexion pour Débutants</w:t>
         </w:r>
       </w:hyperlink>
     </w:p>
@@ -1758,6 +1801,342 @@
           <w:lang w:val="fr-CH"/>
         </w:rPr>
       </w:pPr>
+      <w:r>
+        <w:rPr>
+          <w:rFonts w:asciiTheme="majorHAnsi" w:hAnsiTheme="majorHAnsi" w:cstheme="majorHAnsi"/>
+          <w:sz w:val="24"/>
+          <w:szCs w:val="24"/>
+          <w:lang w:val="fr-CH"/>
+        </w:rPr>
+        <w:t>Dans ton terminal, à la racine du projet :</w:t>
+      </w:r>
+    </w:p>
+    <w:p>
+      <w:pPr>
+        <w:spacing w:before="0" w:after="0" w:line="240" w:lineRule="auto"/>
+        <w:jc w:val="both"/>
+        <w:rPr>
+          <w:rFonts w:asciiTheme="majorHAnsi" w:hAnsiTheme="majorHAnsi" w:cstheme="majorHAnsi"/>
+          <w:sz w:val="24"/>
+          <w:szCs w:val="24"/>
+          <w:lang w:val="fr-CH"/>
+        </w:rPr>
+      </w:pPr>
+      <w:proofErr w:type="spellStart"/>
+      <w:r>
+        <w:rPr>
+          <w:rFonts w:asciiTheme="majorHAnsi" w:hAnsiTheme="majorHAnsi" w:cstheme="majorHAnsi"/>
+          <w:sz w:val="24"/>
+          <w:szCs w:val="24"/>
+          <w:lang w:val="fr-CH"/>
+        </w:rPr>
+        <w:t>Npm</w:t>
+      </w:r>
+      <w:proofErr w:type="spellEnd"/>
+      <w:r>
+        <w:rPr>
+          <w:rFonts w:asciiTheme="majorHAnsi" w:hAnsiTheme="majorHAnsi" w:cstheme="majorHAnsi"/>
+          <w:sz w:val="24"/>
+          <w:szCs w:val="24"/>
+          <w:lang w:val="fr-CH"/>
+        </w:rPr>
+        <w:t xml:space="preserve"> </w:t>
+      </w:r>
+      <w:proofErr w:type="spellStart"/>
+      <w:r>
+        <w:rPr>
+          <w:rFonts w:asciiTheme="majorHAnsi" w:hAnsiTheme="majorHAnsi" w:cstheme="majorHAnsi"/>
+          <w:sz w:val="24"/>
+          <w:szCs w:val="24"/>
+          <w:lang w:val="fr-CH"/>
+        </w:rPr>
+        <w:t>install</w:t>
+      </w:r>
+      <w:proofErr w:type="spellEnd"/>
+      <w:r>
+        <w:rPr>
+          <w:rFonts w:asciiTheme="majorHAnsi" w:hAnsiTheme="majorHAnsi" w:cstheme="majorHAnsi"/>
+          <w:sz w:val="24"/>
+          <w:szCs w:val="24"/>
+          <w:lang w:val="fr-CH"/>
+        </w:rPr>
+        <w:t xml:space="preserve"> </w:t>
+      </w:r>
+      <w:proofErr w:type="spellStart"/>
+      <w:r>
+        <w:rPr>
+          <w:rFonts w:asciiTheme="majorHAnsi" w:hAnsiTheme="majorHAnsi" w:cstheme="majorHAnsi"/>
+          <w:sz w:val="24"/>
+          <w:szCs w:val="24"/>
+          <w:lang w:val="fr-CH"/>
+        </w:rPr>
+        <w:t>bcrypt</w:t>
+      </w:r>
+      <w:proofErr w:type="spellEnd"/>
+    </w:p>
+    <w:p>
+      <w:pPr>
+        <w:spacing w:before="0" w:after="0" w:line="240" w:lineRule="auto"/>
+        <w:jc w:val="both"/>
+        <w:rPr>
+          <w:rFonts w:asciiTheme="majorHAnsi" w:hAnsiTheme="majorHAnsi" w:cstheme="majorHAnsi"/>
+          <w:sz w:val="24"/>
+          <w:szCs w:val="24"/>
+          <w:lang w:val="fr-CH"/>
+        </w:rPr>
+      </w:pPr>
+    </w:p>
+    <w:p>
+      <w:pPr>
+        <w:spacing w:before="0" w:after="0" w:line="240" w:lineRule="auto"/>
+        <w:jc w:val="both"/>
+        <w:rPr>
+          <w:rFonts w:asciiTheme="majorHAnsi" w:hAnsiTheme="majorHAnsi" w:cstheme="majorHAnsi"/>
+          <w:sz w:val="24"/>
+          <w:szCs w:val="24"/>
+          <w:lang w:val="fr-CH"/>
+        </w:rPr>
+      </w:pPr>
+      <w:r>
+        <w:rPr>
+          <w:rFonts w:asciiTheme="majorHAnsi" w:hAnsiTheme="majorHAnsi" w:cstheme="majorHAnsi"/>
+          <w:sz w:val="24"/>
+          <w:szCs w:val="24"/>
+          <w:lang w:val="fr-CH"/>
+        </w:rPr>
+        <w:t xml:space="preserve">Créer un fichier </w:t>
+      </w:r>
+      <w:proofErr w:type="spellStart"/>
+      <w:r>
+        <w:rPr>
+          <w:rFonts w:asciiTheme="majorHAnsi" w:hAnsiTheme="majorHAnsi" w:cstheme="majorHAnsi"/>
+          <w:sz w:val="24"/>
+          <w:szCs w:val="24"/>
+          <w:lang w:val="fr-CH"/>
+        </w:rPr>
+        <w:t>init.sql</w:t>
+      </w:r>
+      <w:proofErr w:type="spellEnd"/>
+      <w:r>
+        <w:rPr>
+          <w:rFonts w:asciiTheme="majorHAnsi" w:hAnsiTheme="majorHAnsi" w:cstheme="majorHAnsi"/>
+          <w:sz w:val="24"/>
+          <w:szCs w:val="24"/>
+          <w:lang w:val="fr-CH"/>
+        </w:rPr>
+        <w:t xml:space="preserve"> pour générer le hash car on a besoin de </w:t>
+      </w:r>
+      <w:proofErr w:type="spellStart"/>
+      <w:r>
+        <w:rPr>
+          <w:rFonts w:asciiTheme="majorHAnsi" w:hAnsiTheme="majorHAnsi" w:cstheme="majorHAnsi"/>
+          <w:sz w:val="24"/>
+          <w:szCs w:val="24"/>
+          <w:lang w:val="fr-CH"/>
+        </w:rPr>
+        <w:t>hasher</w:t>
+      </w:r>
+      <w:proofErr w:type="spellEnd"/>
+      <w:r>
+        <w:rPr>
+          <w:rFonts w:asciiTheme="majorHAnsi" w:hAnsiTheme="majorHAnsi" w:cstheme="majorHAnsi"/>
+          <w:sz w:val="24"/>
+          <w:szCs w:val="24"/>
+          <w:lang w:val="fr-CH"/>
+        </w:rPr>
+        <w:t xml:space="preserve"> le mot de passe existant.</w:t>
+      </w:r>
+    </w:p>
+    <w:p>
+      <w:pPr>
+        <w:spacing w:before="0" w:after="0" w:line="240" w:lineRule="auto"/>
+        <w:jc w:val="both"/>
+        <w:rPr>
+          <w:rFonts w:asciiTheme="majorHAnsi" w:hAnsiTheme="majorHAnsi" w:cstheme="majorHAnsi"/>
+          <w:sz w:val="24"/>
+          <w:szCs w:val="24"/>
+          <w:lang w:val="fr-CH"/>
+        </w:rPr>
+      </w:pPr>
+      <w:r>
+        <w:rPr>
+          <w:rFonts w:asciiTheme="majorHAnsi" w:hAnsiTheme="majorHAnsi" w:cstheme="majorHAnsi"/>
+          <w:sz w:val="24"/>
+          <w:szCs w:val="24"/>
+          <w:lang w:val="fr-CH"/>
+        </w:rPr>
+        <w:t>Lancer le fichier à la racine avec :</w:t>
+      </w:r>
+    </w:p>
+    <w:p>
+      <w:pPr>
+        <w:spacing w:before="0" w:after="0" w:line="240" w:lineRule="auto"/>
+        <w:jc w:val="both"/>
+        <w:rPr>
+          <w:rFonts w:asciiTheme="majorHAnsi" w:hAnsiTheme="majorHAnsi" w:cstheme="majorHAnsi"/>
+          <w:sz w:val="24"/>
+          <w:szCs w:val="24"/>
+          <w:lang w:val="fr-CH"/>
+        </w:rPr>
+      </w:pPr>
+      <w:r>
+        <w:rPr>
+          <w:rFonts w:asciiTheme="majorHAnsi" w:hAnsiTheme="majorHAnsi" w:cstheme="majorHAnsi"/>
+          <w:sz w:val="24"/>
+          <w:szCs w:val="24"/>
+          <w:lang w:val="fr-CH"/>
+        </w:rPr>
+        <w:t>Node generate-hash.js</w:t>
+      </w:r>
+    </w:p>
+    <w:p>
+      <w:pPr>
+        <w:spacing w:before="0" w:after="0" w:line="240" w:lineRule="auto"/>
+        <w:jc w:val="both"/>
+        <w:rPr>
+          <w:rFonts w:asciiTheme="majorHAnsi" w:hAnsiTheme="majorHAnsi" w:cstheme="majorHAnsi"/>
+          <w:sz w:val="24"/>
+          <w:szCs w:val="24"/>
+          <w:lang w:val="fr-CH"/>
+        </w:rPr>
+      </w:pPr>
+    </w:p>
+    <w:p>
+      <w:pPr>
+        <w:spacing w:before="0" w:after="0" w:line="240" w:lineRule="auto"/>
+        <w:jc w:val="both"/>
+        <w:rPr>
+          <w:rFonts w:asciiTheme="majorHAnsi" w:hAnsiTheme="majorHAnsi" w:cstheme="majorHAnsi"/>
+          <w:sz w:val="24"/>
+          <w:szCs w:val="24"/>
+          <w:lang w:val="fr-CH"/>
+        </w:rPr>
+      </w:pPr>
+      <w:r>
+        <w:rPr>
+          <w:rFonts w:asciiTheme="majorHAnsi" w:hAnsiTheme="majorHAnsi" w:cstheme="majorHAnsi"/>
+          <w:sz w:val="24"/>
+          <w:szCs w:val="24"/>
+          <w:lang w:val="fr-CH"/>
+        </w:rPr>
+        <w:t xml:space="preserve">Mettre le hash dans </w:t>
+      </w:r>
+      <w:proofErr w:type="spellStart"/>
+      <w:r>
+        <w:rPr>
+          <w:rFonts w:asciiTheme="majorHAnsi" w:hAnsiTheme="majorHAnsi" w:cstheme="majorHAnsi"/>
+          <w:sz w:val="24"/>
+          <w:szCs w:val="24"/>
+          <w:lang w:val="fr-CH"/>
+        </w:rPr>
+        <w:t>init.sql</w:t>
+      </w:r>
+      <w:proofErr w:type="spellEnd"/>
+      <w:r>
+        <w:rPr>
+          <w:rFonts w:asciiTheme="majorHAnsi" w:hAnsiTheme="majorHAnsi" w:cstheme="majorHAnsi"/>
+          <w:sz w:val="24"/>
+          <w:szCs w:val="24"/>
+          <w:lang w:val="fr-CH"/>
+        </w:rPr>
+        <w:t>, remplacer le mot de passe en claire par le hash généré.</w:t>
+      </w:r>
+    </w:p>
+    <w:p>
+      <w:pPr>
+        <w:spacing w:before="0" w:after="0" w:line="240" w:lineRule="auto"/>
+        <w:jc w:val="both"/>
+        <w:rPr>
+          <w:rFonts w:asciiTheme="majorHAnsi" w:hAnsiTheme="majorHAnsi" w:cstheme="majorHAnsi"/>
+          <w:sz w:val="24"/>
+          <w:szCs w:val="24"/>
+          <w:lang w:val="fr-CH"/>
+        </w:rPr>
+      </w:pPr>
+    </w:p>
+    <w:p>
+      <w:pPr>
+        <w:spacing w:before="0" w:after="0" w:line="240" w:lineRule="auto"/>
+        <w:jc w:val="both"/>
+        <w:rPr>
+          <w:rFonts w:asciiTheme="majorHAnsi" w:hAnsiTheme="majorHAnsi" w:cstheme="majorHAnsi"/>
+          <w:sz w:val="24"/>
+          <w:szCs w:val="24"/>
+          <w:lang w:val="fr-CH"/>
+        </w:rPr>
+      </w:pPr>
+      <w:r>
+        <w:rPr>
+          <w:rFonts w:asciiTheme="majorHAnsi" w:hAnsiTheme="majorHAnsi" w:cstheme="majorHAnsi"/>
+          <w:sz w:val="24"/>
+          <w:szCs w:val="24"/>
+          <w:lang w:val="fr-CH"/>
+        </w:rPr>
+        <w:t>Modifier AuthController.js</w:t>
+      </w:r>
+    </w:p>
+    <w:p>
+      <w:pPr>
+        <w:spacing w:before="0" w:after="0" w:line="240" w:lineRule="auto"/>
+        <w:jc w:val="both"/>
+        <w:rPr>
+          <w:rFonts w:asciiTheme="majorHAnsi" w:hAnsiTheme="majorHAnsi" w:cstheme="majorHAnsi"/>
+          <w:sz w:val="24"/>
+          <w:szCs w:val="24"/>
+          <w:lang w:val="fr-CH"/>
+        </w:rPr>
+      </w:pPr>
+      <w:r>
+        <w:rPr>
+          <w:rFonts w:asciiTheme="majorHAnsi" w:hAnsiTheme="majorHAnsi" w:cstheme="majorHAnsi"/>
+          <w:sz w:val="24"/>
+          <w:szCs w:val="24"/>
+          <w:lang w:val="fr-CH"/>
+        </w:rPr>
+        <w:t xml:space="preserve">Dans la </w:t>
+      </w:r>
+      <w:proofErr w:type="spellStart"/>
+      <w:r>
+        <w:rPr>
+          <w:rFonts w:asciiTheme="majorHAnsi" w:hAnsiTheme="majorHAnsi" w:cstheme="majorHAnsi"/>
+          <w:sz w:val="24"/>
+          <w:szCs w:val="24"/>
+          <w:lang w:val="fr-CH"/>
+        </w:rPr>
+        <w:t>function</w:t>
+      </w:r>
+      <w:proofErr w:type="spellEnd"/>
+      <w:r>
+        <w:rPr>
+          <w:rFonts w:asciiTheme="majorHAnsi" w:hAnsiTheme="majorHAnsi" w:cstheme="majorHAnsi"/>
+          <w:sz w:val="24"/>
+          <w:szCs w:val="24"/>
+          <w:lang w:val="fr-CH"/>
+        </w:rPr>
+        <w:t xml:space="preserve"> login, on remplace la comparaison en claire par </w:t>
+      </w:r>
+      <w:proofErr w:type="spellStart"/>
+      <w:proofErr w:type="gramStart"/>
+      <w:r>
+        <w:rPr>
+          <w:rFonts w:asciiTheme="majorHAnsi" w:hAnsiTheme="majorHAnsi" w:cstheme="majorHAnsi"/>
+          <w:sz w:val="24"/>
+          <w:szCs w:val="24"/>
+          <w:lang w:val="fr-CH"/>
+        </w:rPr>
+        <w:t>bcrypt.compare</w:t>
+      </w:r>
+      <w:proofErr w:type="spellEnd"/>
+      <w:proofErr w:type="gramEnd"/>
+      <w:r>
+        <w:rPr>
+          <w:rFonts w:asciiTheme="majorHAnsi" w:hAnsiTheme="majorHAnsi" w:cstheme="majorHAnsi"/>
+          <w:sz w:val="24"/>
+          <w:szCs w:val="24"/>
+          <w:lang w:val="fr-CH"/>
+        </w:rPr>
+        <w:t>()</w:t>
+      </w:r>
     </w:p>
     <w:p>
       <w:pPr>
@@ -2011,6 +2390,7 @@
         <w:rPr>
           <w:lang w:val="fr-CH"/>
         </w:rPr>
+        <w:lastRenderedPageBreak/>
         <w:t>Critique constructiv</w:t>
       </w:r>
       <w:r>
@@ -2039,7 +2419,6 @@
           <w:szCs w:val="24"/>
           <w:lang w:val="fr-CH"/>
         </w:rPr>
-        <w:lastRenderedPageBreak/>
         <w:drawing>
           <wp:inline distT="0" distB="0" distL="0" distR="0" wp14:anchorId="69A5A074" wp14:editId="219426E6">
             <wp:extent cx="5486400" cy="5186680"/>
@@ -4758,7 +5137,6 @@
   <w:style w:type="character" w:default="1" w:styleId="Policepardfaut">
     <w:name w:val="Default Paragraph Font"/>
     <w:uiPriority w:val="1"/>
-    <w:semiHidden/>
     <w:unhideWhenUsed/>
   </w:style>
   <w:style w:type="table" w:default="1" w:styleId="TableauNormal">
@@ -15814,12 +16192,12 @@
   <w:rsids>
     <w:rsidRoot w:val="001964C1"/>
     <w:rsid w:val="001964C1"/>
+    <w:rsid w:val="001C2EC4"/>
     <w:rsid w:val="002B1A2E"/>
     <w:rsid w:val="00561752"/>
     <w:rsid w:val="0058509A"/>
     <w:rsid w:val="00834C60"/>
     <w:rsid w:val="009B22E2"/>
-    <w:rsid w:val="00B57280"/>
     <w:rsid w:val="00FD7D0F"/>
   </w:rsids>
   <m:mathPr>

--- a/Doc/Rapport_P_183_Secured_webshop_Camille_CID2A.docx
+++ b/Doc/Rapport_P_183_Secured_webshop_Camille_CID2A.docx
@@ -2000,6 +2000,78 @@
           <w:lang w:val="fr-CH"/>
         </w:rPr>
       </w:pPr>
+      <w:r>
+        <w:rPr>
+          <w:rFonts w:asciiTheme="majorHAnsi" w:hAnsiTheme="majorHAnsi" w:cstheme="majorHAnsi"/>
+          <w:sz w:val="24"/>
+          <w:szCs w:val="24"/>
+          <w:lang w:val="fr-CH"/>
+        </w:rPr>
+        <w:t xml:space="preserve">On a ici un hash généré pour admin </w:t>
+      </w:r>
+      <w:proofErr w:type="spellStart"/>
+      <w:r>
+        <w:rPr>
+          <w:rFonts w:asciiTheme="majorHAnsi" w:hAnsiTheme="majorHAnsi" w:cstheme="majorHAnsi"/>
+          <w:sz w:val="24"/>
+          <w:szCs w:val="24"/>
+          <w:lang w:val="fr-CH"/>
+        </w:rPr>
+        <w:t>alice</w:t>
+      </w:r>
+      <w:proofErr w:type="spellEnd"/>
+      <w:r>
+        <w:rPr>
+          <w:rFonts w:asciiTheme="majorHAnsi" w:hAnsiTheme="majorHAnsi" w:cstheme="majorHAnsi"/>
+          <w:sz w:val="24"/>
+          <w:szCs w:val="24"/>
+          <w:lang w:val="fr-CH"/>
+        </w:rPr>
+        <w:t xml:space="preserve"> qui est dans le </w:t>
+      </w:r>
+      <w:proofErr w:type="spellStart"/>
+      <w:r>
+        <w:rPr>
+          <w:rFonts w:asciiTheme="majorHAnsi" w:hAnsiTheme="majorHAnsi" w:cstheme="majorHAnsi"/>
+          <w:sz w:val="24"/>
+          <w:szCs w:val="24"/>
+          <w:lang w:val="fr-CH"/>
+        </w:rPr>
+        <w:t>db</w:t>
+      </w:r>
+      <w:proofErr w:type="spellEnd"/>
+      <w:r>
+        <w:rPr>
+          <w:rFonts w:asciiTheme="majorHAnsi" w:hAnsiTheme="majorHAnsi" w:cstheme="majorHAnsi"/>
+          <w:sz w:val="24"/>
+          <w:szCs w:val="24"/>
+          <w:lang w:val="fr-CH"/>
+        </w:rPr>
+        <w:t>/</w:t>
+      </w:r>
+      <w:proofErr w:type="spellStart"/>
+      <w:r>
+        <w:rPr>
+          <w:rFonts w:asciiTheme="majorHAnsi" w:hAnsiTheme="majorHAnsi" w:cstheme="majorHAnsi"/>
+          <w:sz w:val="24"/>
+          <w:szCs w:val="24"/>
+          <w:lang w:val="fr-CH"/>
+        </w:rPr>
+        <w:t>init.sql</w:t>
+      </w:r>
+      <w:proofErr w:type="spellEnd"/>
+    </w:p>
+    <w:p>
+      <w:pPr>
+        <w:spacing w:before="0" w:after="0" w:line="240" w:lineRule="auto"/>
+        <w:jc w:val="both"/>
+        <w:rPr>
+          <w:rFonts w:asciiTheme="majorHAnsi" w:hAnsiTheme="majorHAnsi" w:cstheme="majorHAnsi"/>
+          <w:sz w:val="24"/>
+          <w:szCs w:val="24"/>
+          <w:lang w:val="fr-CH"/>
+        </w:rPr>
+      </w:pPr>
     </w:p>
     <w:p>
       <w:pPr>
@@ -2390,7 +2462,6 @@
         <w:rPr>
           <w:lang w:val="fr-CH"/>
         </w:rPr>
-        <w:lastRenderedPageBreak/>
         <w:t>Critique constructiv</w:t>
       </w:r>
       <w:r>
@@ -16192,11 +16263,11 @@
   <w:rsids>
     <w:rsidRoot w:val="001964C1"/>
     <w:rsid w:val="001964C1"/>
-    <w:rsid w:val="001C2EC4"/>
     <w:rsid w:val="002B1A2E"/>
     <w:rsid w:val="00561752"/>
     <w:rsid w:val="0058509A"/>
     <w:rsid w:val="00834C60"/>
+    <w:rsid w:val="008C17B1"/>
     <w:rsid w:val="009B22E2"/>
     <w:rsid w:val="00FD7D0F"/>
   </w:rsids>

--- a/Doc/Rapport_P_183_Secured_webshop_Camille_CID2A.docx
+++ b/Doc/Rapport_P_183_Secured_webshop_Camille_CID2A.docx
@@ -95,7 +95,6 @@
                         <w:szCs w:val="88"/>
                       </w:rPr>
                     </w:pPr>
-                    <w:proofErr w:type="spellStart"/>
                     <w:r>
                       <w:rPr>
                         <w:rFonts w:asciiTheme="majorHAnsi" w:eastAsiaTheme="majorEastAsia" w:hAnsiTheme="majorHAnsi" w:cstheme="majorBidi"/>
@@ -103,17 +102,7 @@
                         <w:sz w:val="88"/>
                         <w:szCs w:val="88"/>
                       </w:rPr>
-                      <w:t>Projet</w:t>
-                    </w:r>
-                    <w:proofErr w:type="spellEnd"/>
-                    <w:r>
-                      <w:rPr>
-                        <w:rFonts w:asciiTheme="majorHAnsi" w:eastAsiaTheme="majorEastAsia" w:hAnsiTheme="majorHAnsi" w:cstheme="majorBidi"/>
-                        <w:color w:val="4F81BD" w:themeColor="accent1"/>
-                        <w:sz w:val="88"/>
-                        <w:szCs w:val="88"/>
-                      </w:rPr>
-                      <w:t xml:space="preserve"> p_</w:t>
+                      <w:t>Projet p_</w:t>
                     </w:r>
                     <w:r>
                       <w:rPr>
@@ -170,18 +159,8 @@
                         <w:sz w:val="24"/>
                         <w:szCs w:val="24"/>
                       </w:rPr>
-                      <w:t xml:space="preserve">Secured </w:t>
+                      <w:t>Secured Webshop</w:t>
                     </w:r>
-                    <w:proofErr w:type="spellStart"/>
-                    <w:r>
-                      <w:rPr>
-                        <w:color w:val="365F91" w:themeColor="accent1" w:themeShade="BF"/>
-                        <w:sz w:val="24"/>
-                        <w:szCs w:val="24"/>
-                      </w:rPr>
-                      <w:t>Webshop</w:t>
-                    </w:r>
-                    <w:proofErr w:type="spellEnd"/>
                   </w:p>
                 </w:tc>
               </w:sdtContent>
@@ -1696,29 +1675,7 @@
             <w:szCs w:val="24"/>
             <w:lang w:val="fr-CH"/>
           </w:rPr>
-          <w:t xml:space="preserve">Authentification avec </w:t>
-        </w:r>
-        <w:proofErr w:type="spellStart"/>
-        <w:r>
-          <w:rPr>
-            <w:rStyle w:val="Lienhypertexte"/>
-            <w:rFonts w:asciiTheme="majorHAnsi" w:hAnsiTheme="majorHAnsi" w:cstheme="majorHAnsi"/>
-            <w:sz w:val="24"/>
-            <w:szCs w:val="24"/>
-            <w:lang w:val="fr-CH"/>
-          </w:rPr>
-          <w:t>ExpressJS</w:t>
-        </w:r>
-        <w:proofErr w:type="spellEnd"/>
-        <w:r>
-          <w:rPr>
-            <w:rStyle w:val="Lienhypertexte"/>
-            <w:rFonts w:asciiTheme="majorHAnsi" w:hAnsiTheme="majorHAnsi" w:cstheme="majorHAnsi"/>
-            <w:sz w:val="24"/>
-            <w:szCs w:val="24"/>
-            <w:lang w:val="fr-CH"/>
-          </w:rPr>
-          <w:t xml:space="preserve"> - Créer un Système de Connexion pour Débutants</w:t>
+          <w:t>Authentification avec ExpressJS - Créer un Système de Connexion pour Débutants</w:t>
         </w:r>
       </w:hyperlink>
     </w:p>
@@ -1822,7 +1779,6 @@
           <w:lang w:val="fr-CH"/>
         </w:rPr>
       </w:pPr>
-      <w:proofErr w:type="spellStart"/>
       <w:r>
         <w:rPr>
           <w:rFonts w:asciiTheme="majorHAnsi" w:hAnsiTheme="majorHAnsi" w:cstheme="majorHAnsi"/>
@@ -1830,49 +1786,8 @@
           <w:szCs w:val="24"/>
           <w:lang w:val="fr-CH"/>
         </w:rPr>
-        <w:t>Npm</w:t>
+        <w:t>Npm install bcrypt</w:t>
       </w:r>
-      <w:proofErr w:type="spellEnd"/>
-      <w:r>
-        <w:rPr>
-          <w:rFonts w:asciiTheme="majorHAnsi" w:hAnsiTheme="majorHAnsi" w:cstheme="majorHAnsi"/>
-          <w:sz w:val="24"/>
-          <w:szCs w:val="24"/>
-          <w:lang w:val="fr-CH"/>
-        </w:rPr>
-        <w:t xml:space="preserve"> </w:t>
-      </w:r>
-      <w:proofErr w:type="spellStart"/>
-      <w:r>
-        <w:rPr>
-          <w:rFonts w:asciiTheme="majorHAnsi" w:hAnsiTheme="majorHAnsi" w:cstheme="majorHAnsi"/>
-          <w:sz w:val="24"/>
-          <w:szCs w:val="24"/>
-          <w:lang w:val="fr-CH"/>
-        </w:rPr>
-        <w:t>install</w:t>
-      </w:r>
-      <w:proofErr w:type="spellEnd"/>
-      <w:r>
-        <w:rPr>
-          <w:rFonts w:asciiTheme="majorHAnsi" w:hAnsiTheme="majorHAnsi" w:cstheme="majorHAnsi"/>
-          <w:sz w:val="24"/>
-          <w:szCs w:val="24"/>
-          <w:lang w:val="fr-CH"/>
-        </w:rPr>
-        <w:t xml:space="preserve"> </w:t>
-      </w:r>
-      <w:proofErr w:type="spellStart"/>
-      <w:r>
-        <w:rPr>
-          <w:rFonts w:asciiTheme="majorHAnsi" w:hAnsiTheme="majorHAnsi" w:cstheme="majorHAnsi"/>
-          <w:sz w:val="24"/>
-          <w:szCs w:val="24"/>
-          <w:lang w:val="fr-CH"/>
-        </w:rPr>
-        <w:t>bcrypt</w:t>
-      </w:r>
-      <w:proofErr w:type="spellEnd"/>
     </w:p>
     <w:p>
       <w:pPr>
@@ -1904,47 +1819,7 @@
           <w:szCs w:val="24"/>
           <w:lang w:val="fr-CH"/>
         </w:rPr>
-        <w:t xml:space="preserve">Créer un fichier </w:t>
-      </w:r>
-      <w:proofErr w:type="spellStart"/>
-      <w:r>
-        <w:rPr>
-          <w:rFonts w:asciiTheme="majorHAnsi" w:hAnsiTheme="majorHAnsi" w:cstheme="majorHAnsi"/>
-          <w:sz w:val="24"/>
-          <w:szCs w:val="24"/>
-          <w:lang w:val="fr-CH"/>
-        </w:rPr>
-        <w:t>init.sql</w:t>
-      </w:r>
-      <w:proofErr w:type="spellEnd"/>
-      <w:r>
-        <w:rPr>
-          <w:rFonts w:asciiTheme="majorHAnsi" w:hAnsiTheme="majorHAnsi" w:cstheme="majorHAnsi"/>
-          <w:sz w:val="24"/>
-          <w:szCs w:val="24"/>
-          <w:lang w:val="fr-CH"/>
-        </w:rPr>
-        <w:t xml:space="preserve"> pour générer le hash car on a besoin de </w:t>
-      </w:r>
-      <w:proofErr w:type="spellStart"/>
-      <w:r>
-        <w:rPr>
-          <w:rFonts w:asciiTheme="majorHAnsi" w:hAnsiTheme="majorHAnsi" w:cstheme="majorHAnsi"/>
-          <w:sz w:val="24"/>
-          <w:szCs w:val="24"/>
-          <w:lang w:val="fr-CH"/>
-        </w:rPr>
-        <w:t>hasher</w:t>
-      </w:r>
-      <w:proofErr w:type="spellEnd"/>
-      <w:r>
-        <w:rPr>
-          <w:rFonts w:asciiTheme="majorHAnsi" w:hAnsiTheme="majorHAnsi" w:cstheme="majorHAnsi"/>
-          <w:sz w:val="24"/>
-          <w:szCs w:val="24"/>
-          <w:lang w:val="fr-CH"/>
-        </w:rPr>
-        <w:t xml:space="preserve"> le mot de passe existant.</w:t>
+        <w:t>Créer un fichier init.sql pour générer le hash car on a besoin de hasher le mot de passe existant.</w:t>
       </w:r>
     </w:p>
     <w:p>
@@ -2000,6 +1875,15 @@
           <w:lang w:val="fr-CH"/>
         </w:rPr>
       </w:pPr>
+      <w:r>
+        <w:rPr>
+          <w:rFonts w:asciiTheme="majorHAnsi" w:hAnsiTheme="majorHAnsi" w:cstheme="majorHAnsi"/>
+          <w:sz w:val="24"/>
+          <w:szCs w:val="24"/>
+          <w:lang w:val="fr-CH"/>
+        </w:rPr>
+        <w:t>On a ici un hash généré pour admin alice qui est dans le db/init.sql</w:t>
+      </w:r>
     </w:p>
     <w:p>
       <w:pPr>
@@ -2012,6 +1896,18 @@
           <w:lang w:val="fr-CH"/>
         </w:rPr>
       </w:pPr>
+    </w:p>
+    <w:p>
+      <w:pPr>
+        <w:spacing w:before="0" w:after="0" w:line="240" w:lineRule="auto"/>
+        <w:jc w:val="both"/>
+        <w:rPr>
+          <w:rFonts w:asciiTheme="majorHAnsi" w:hAnsiTheme="majorHAnsi" w:cstheme="majorHAnsi"/>
+          <w:sz w:val="24"/>
+          <w:szCs w:val="24"/>
+          <w:lang w:val="fr-CH"/>
+        </w:rPr>
+      </w:pPr>
       <w:r>
         <w:rPr>
           <w:rFonts w:asciiTheme="majorHAnsi" w:hAnsiTheme="majorHAnsi" w:cstheme="majorHAnsi"/>
@@ -2019,27 +1915,7 @@
           <w:szCs w:val="24"/>
           <w:lang w:val="fr-CH"/>
         </w:rPr>
-        <w:t xml:space="preserve">Mettre le hash dans </w:t>
-      </w:r>
-      <w:proofErr w:type="spellStart"/>
-      <w:r>
-        <w:rPr>
-          <w:rFonts w:asciiTheme="majorHAnsi" w:hAnsiTheme="majorHAnsi" w:cstheme="majorHAnsi"/>
-          <w:sz w:val="24"/>
-          <w:szCs w:val="24"/>
-          <w:lang w:val="fr-CH"/>
-        </w:rPr>
-        <w:t>init.sql</w:t>
-      </w:r>
-      <w:proofErr w:type="spellEnd"/>
-      <w:r>
-        <w:rPr>
-          <w:rFonts w:asciiTheme="majorHAnsi" w:hAnsiTheme="majorHAnsi" w:cstheme="majorHAnsi"/>
-          <w:sz w:val="24"/>
-          <w:szCs w:val="24"/>
-          <w:lang w:val="fr-CH"/>
-        </w:rPr>
-        <w:t>, remplacer le mot de passe en claire par le hash généré.</w:t>
+        <w:t>Mettre le hash dans init.sql, remplacer le mot de passe en claire par le hash généré.</w:t>
       </w:r>
     </w:p>
     <w:p>
@@ -2093,29 +1969,8 @@
           <w:szCs w:val="24"/>
           <w:lang w:val="fr-CH"/>
         </w:rPr>
-        <w:t xml:space="preserve">Dans la </w:t>
+        <w:t xml:space="preserve">Dans la function login, on remplace la comparaison en claire par </w:t>
       </w:r>
-      <w:proofErr w:type="spellStart"/>
-      <w:r>
-        <w:rPr>
-          <w:rFonts w:asciiTheme="majorHAnsi" w:hAnsiTheme="majorHAnsi" w:cstheme="majorHAnsi"/>
-          <w:sz w:val="24"/>
-          <w:szCs w:val="24"/>
-          <w:lang w:val="fr-CH"/>
-        </w:rPr>
-        <w:t>function</w:t>
-      </w:r>
-      <w:proofErr w:type="spellEnd"/>
-      <w:r>
-        <w:rPr>
-          <w:rFonts w:asciiTheme="majorHAnsi" w:hAnsiTheme="majorHAnsi" w:cstheme="majorHAnsi"/>
-          <w:sz w:val="24"/>
-          <w:szCs w:val="24"/>
-          <w:lang w:val="fr-CH"/>
-        </w:rPr>
-        <w:t xml:space="preserve"> login, on remplace la comparaison en claire par </w:t>
-      </w:r>
-      <w:proofErr w:type="spellStart"/>
       <w:proofErr w:type="gramStart"/>
       <w:r>
         <w:rPr>
@@ -2126,7 +1981,6 @@
         </w:rPr>
         <w:t>bcrypt.compare</w:t>
       </w:r>
-      <w:proofErr w:type="spellEnd"/>
       <w:proofErr w:type="gramEnd"/>
       <w:r>
         <w:rPr>
@@ -2136,6 +1990,64 @@
           <w:lang w:val="fr-CH"/>
         </w:rPr>
         <w:t>()</w:t>
+      </w:r>
+      <w:r>
+        <w:rPr>
+          <w:rFonts w:asciiTheme="majorHAnsi" w:hAnsiTheme="majorHAnsi" w:cstheme="majorHAnsi"/>
+          <w:sz w:val="24"/>
+          <w:szCs w:val="24"/>
+          <w:lang w:val="fr-CH"/>
+        </w:rPr>
+        <w:br/>
+      </w:r>
+      <w:r>
+        <w:rPr>
+          <w:rFonts w:asciiTheme="majorHAnsi" w:hAnsiTheme="majorHAnsi" w:cstheme="majorHAnsi"/>
+          <w:sz w:val="24"/>
+          <w:szCs w:val="24"/>
+          <w:lang w:val="fr-CH"/>
+        </w:rPr>
+        <w:br/>
+        <w:t>une fois tout les changemant effectuée, il faut relancer la base de donnée dans le terminal :</w:t>
+      </w:r>
+      <w:r>
+        <w:rPr>
+          <w:rFonts w:asciiTheme="majorHAnsi" w:hAnsiTheme="majorHAnsi" w:cstheme="majorHAnsi"/>
+          <w:sz w:val="24"/>
+          <w:szCs w:val="24"/>
+          <w:lang w:val="fr-CH"/>
+        </w:rPr>
+        <w:br/>
+      </w:r>
+      <w:r>
+        <w:rPr>
+          <w:rFonts w:asciiTheme="majorHAnsi" w:hAnsiTheme="majorHAnsi" w:cstheme="majorHAnsi"/>
+          <w:sz w:val="24"/>
+          <w:szCs w:val="24"/>
+          <w:lang w:val="fr-CH"/>
+        </w:rPr>
+        <w:t>docker compose down -v</w:t>
+      </w:r>
+    </w:p>
+    <w:p>
+      <w:pPr>
+        <w:spacing w:before="0" w:after="0" w:line="240" w:lineRule="auto"/>
+        <w:jc w:val="both"/>
+        <w:rPr>
+          <w:rFonts w:asciiTheme="majorHAnsi" w:hAnsiTheme="majorHAnsi" w:cstheme="majorHAnsi"/>
+          <w:sz w:val="24"/>
+          <w:szCs w:val="24"/>
+          <w:lang w:val="fr-CH"/>
+        </w:rPr>
+      </w:pPr>
+      <w:r>
+        <w:rPr>
+          <w:rFonts w:asciiTheme="majorHAnsi" w:hAnsiTheme="majorHAnsi" w:cstheme="majorHAnsi"/>
+          <w:sz w:val="24"/>
+          <w:szCs w:val="24"/>
+          <w:lang w:val="fr-CH"/>
+        </w:rPr>
+        <w:t>docker compose up -d</w:t>
       </w:r>
     </w:p>
     <w:p>
@@ -2390,7 +2302,6 @@
         <w:rPr>
           <w:lang w:val="fr-CH"/>
         </w:rPr>
-        <w:lastRenderedPageBreak/>
         <w:t>Critique constructiv</w:t>
       </w:r>
       <w:r>
@@ -16192,12 +16103,12 @@
   <w:rsids>
     <w:rsidRoot w:val="001964C1"/>
     <w:rsid w:val="001964C1"/>
-    <w:rsid w:val="001C2EC4"/>
     <w:rsid w:val="002B1A2E"/>
     <w:rsid w:val="00561752"/>
     <w:rsid w:val="0058509A"/>
     <w:rsid w:val="00834C60"/>
     <w:rsid w:val="009B22E2"/>
+    <w:rsid w:val="00D83EC9"/>
     <w:rsid w:val="00FD7D0F"/>
   </w:rsids>
   <m:mathPr>
